--- a/Allen_Mendiola_Credit_Card_Fraud_Detection.docx
+++ b/Allen_Mendiola_Credit_Card_Fraud_Detection.docx
@@ -4398,6 +4398,223 @@
       </w:tr>
     </w:tbl>
     <w:p/>
+    <w:p>
+      <w:pPr>
+        <w:pStyle w:val="Heading3"/>
+      </w:pPr>
+      <w:r>
+        <w:t>Scaling, encoding and binning</w:t>
+      </w:r>
+    </w:p>
+    <w:p>
+      <w:r>
+        <w:t>Three standard preparation techniques are applied, each for a specific reason rather than out of habit.</w:t>
+      </w:r>
+    </w:p>
+    <w:tbl>
+      <w:tblPr>
+        <w:tblStyle w:val="TableGrid"/>
+        <w:tblW w:type="auto" w:w="0"/>
+        <w:tblLook w:firstColumn="1" w:firstRow="1" w:lastColumn="0" w:lastRow="0" w:noHBand="0" w:noVBand="1" w:val="04A0"/>
+      </w:tblPr>
+      <w:tblGrid>
+        <w:gridCol w:w="2880"/>
+        <w:gridCol w:w="2880"/>
+        <w:gridCol w:w="2880"/>
+      </w:tblGrid>
+      <w:tr>
+        <w:tc>
+          <w:tcPr>
+            <w:tcW w:type="dxa" w:w="2880"/>
+          </w:tcPr>
+          <w:p>
+            <w:r/>
+            <w:r>
+              <w:rPr>
+                <w:b/>
+                <w:sz w:val="18"/>
+              </w:rPr>
+              <w:t>Technique</w:t>
+            </w:r>
+          </w:p>
+        </w:tc>
+        <w:tc>
+          <w:tcPr>
+            <w:tcW w:type="dxa" w:w="2880"/>
+          </w:tcPr>
+          <w:p>
+            <w:r/>
+            <w:r>
+              <w:rPr>
+                <w:b/>
+                <w:sz w:val="18"/>
+              </w:rPr>
+              <w:t>What was done</w:t>
+            </w:r>
+          </w:p>
+        </w:tc>
+        <w:tc>
+          <w:tcPr>
+            <w:tcW w:type="dxa" w:w="2880"/>
+          </w:tcPr>
+          <w:p>
+            <w:r/>
+            <w:r>
+              <w:rPr>
+                <w:b/>
+                <w:sz w:val="18"/>
+              </w:rPr>
+              <w:t>Why</w:t>
+            </w:r>
+          </w:p>
+        </w:tc>
+      </w:tr>
+      <w:tr>
+        <w:tc>
+          <w:tcPr>
+            <w:tcW w:type="dxa" w:w="2880"/>
+          </w:tcPr>
+          <w:p>
+            <w:r/>
+            <w:r>
+              <w:rPr>
+                <w:sz w:val="17"/>
+              </w:rPr>
+              <w:t>Scaling</w:t>
+            </w:r>
+          </w:p>
+        </w:tc>
+        <w:tc>
+          <w:tcPr>
+            <w:tcW w:type="dxa" w:w="2880"/>
+          </w:tcPr>
+          <w:p>
+            <w:r/>
+            <w:r>
+              <w:rPr>
+                <w:sz w:val="17"/>
+              </w:rPr>
+              <w:t>StandardScaler on all 27 features</w:t>
+            </w:r>
+          </w:p>
+        </w:tc>
+        <w:tc>
+          <w:tcPr>
+            <w:tcW w:type="dxa" w:w="2880"/>
+          </w:tcPr>
+          <w:p>
+            <w:r/>
+            <w:r>
+              <w:rPr>
+                <w:sz w:val="17"/>
+              </w:rPr>
+              <w:t>Logistic Regression, SVM and the neural network all measure distances between points. Without scaling, city population (in the millions) would completely drown out is_night (0 or 1). Tree models do not care, so both a scaled and an unscaled copy of the data are kept and each model is given the one it needs.</w:t>
+            </w:r>
+          </w:p>
+        </w:tc>
+      </w:tr>
+      <w:tr>
+        <w:tc>
+          <w:tcPr>
+            <w:tcW w:type="dxa" w:w="2880"/>
+          </w:tcPr>
+          <w:p>
+            <w:r/>
+            <w:r>
+              <w:rPr>
+                <w:sz w:val="17"/>
+              </w:rPr>
+              <w:t>Encoding</w:t>
+            </w:r>
+          </w:p>
+        </w:tc>
+        <w:tc>
+          <w:tcPr>
+            <w:tcW w:type="dxa" w:w="2880"/>
+          </w:tcPr>
+          <w:p>
+            <w:r/>
+            <w:r>
+              <w:rPr>
+                <w:sz w:val="17"/>
+              </w:rPr>
+              <w:t>One-hot for category (14 columns); frequency encoding for merchant</w:t>
+            </w:r>
+          </w:p>
+        </w:tc>
+        <w:tc>
+          <w:tcPr>
+            <w:tcW w:type="dxa" w:w="2880"/>
+          </w:tcPr>
+          <w:p>
+            <w:r/>
+            <w:r>
+              <w:rPr>
+                <w:sz w:val="17"/>
+              </w:rPr>
+              <w:t>Models cannot read text. Category has only 14 values, so one-hot keeps each one separately interpretable for SHAP. Merchant has 693 values, which would add 693 columns, so it is replaced by how often each shop appears instead.</w:t>
+            </w:r>
+          </w:p>
+        </w:tc>
+      </w:tr>
+      <w:tr>
+        <w:tc>
+          <w:tcPr>
+            <w:tcW w:type="dxa" w:w="2880"/>
+          </w:tcPr>
+          <w:p>
+            <w:r/>
+            <w:r>
+              <w:rPr>
+                <w:sz w:val="17"/>
+              </w:rPr>
+              <w:t>Binning</w:t>
+            </w:r>
+          </w:p>
+        </w:tc>
+        <w:tc>
+          <w:tcPr>
+            <w:tcW w:type="dxa" w:w="2880"/>
+          </w:tcPr>
+          <w:p>
+            <w:r/>
+            <w:r>
+              <w:rPr>
+                <w:sz w:val="17"/>
+              </w:rPr>
+              <w:t>age into 4 bands; city_pop into 4 size classes</w:t>
+            </w:r>
+          </w:p>
+        </w:tc>
+        <w:tc>
+          <w:tcPr>
+            <w:tcW w:type="dxa" w:w="2880"/>
+          </w:tcPr>
+          <w:p>
+            <w:r/>
+            <w:r>
+              <w:rPr>
+                <w:sz w:val="17"/>
+              </w:rPr>
+              <w:t>These bands are NOT model inputs. They exist so the fairness audit in Step 5 can compare groups. Auditing across continuous age would give one 'group' per customer and say nothing.</w:t>
+            </w:r>
+          </w:p>
+        </w:tc>
+      </w:tr>
+    </w:tbl>
+    <w:p/>
+    <w:p>
+      <w:pPr>
+        <w:ind w:left="504"/>
+      </w:pPr>
+      <w:r>
+        <w:rPr>
+          <w:i/>
+          <w:sz w:val="20"/>
+        </w:rPr>
+        <w:t>The scaler is fitted on the training rows only and then applied to the test rows. Fitting it on the whole dataset would let the test period's mean and spread leak into training - a subtle and very common mistake that quietly inflates results.</w:t>
+      </w:r>
+    </w:p>
     <w:p>
       <w:pPr>
         <w:pStyle w:val="Heading3"/>

--- a/Allen_Mendiola_Credit_Card_Fraud_Detection.docx
+++ b/Allen_Mendiola_Credit_Card_Fraud_Detection.docx
@@ -14171,6 +14171,36 @@
               <w:rPr>
                 <w:sz w:val="17"/>
               </w:rPr>
+              <w:t>notebooks/</w:t>
+            </w:r>
+          </w:p>
+        </w:tc>
+        <w:tc>
+          <w:tcPr>
+            <w:tcW w:type="dxa" w:w="4320"/>
+          </w:tcPr>
+          <w:p>
+            <w:r/>
+            <w:r>
+              <w:rPr>
+                <w:sz w:val="17"/>
+              </w:rPr>
+              <w:t>A walkthrough notebook that loads the saved results and shows the main findings, with outputs already executed</w:t>
+            </w:r>
+          </w:p>
+        </w:tc>
+      </w:tr>
+      <w:tr>
+        <w:tc>
+          <w:tcPr>
+            <w:tcW w:type="dxa" w:w="4320"/>
+          </w:tcPr>
+          <w:p>
+            <w:r/>
+            <w:r>
+              <w:rPr>
+                <w:sz w:val="17"/>
+              </w:rPr>
               <w:t>data/</w:t>
             </w:r>
           </w:p>
@@ -15365,6 +15395,18 @@
           <w:sz w:val="19"/>
         </w:rPr>
         <w:t>reports/tables/   - every table and results file</w:t>
+      </w:r>
+    </w:p>
+    <w:p>
+      <w:pPr>
+        <w:ind w:left="504"/>
+      </w:pPr>
+      <w:r>
+        <w:rPr>
+          <w:rFonts w:ascii="Consolas" w:hAnsi="Consolas"/>
+          <w:sz w:val="19"/>
+        </w:rPr>
+        <w:t>notebooks/        - an executed walkthrough of the main findings</w:t>
       </w:r>
     </w:p>
     <w:p>
